--- a/static/downloads/pt-br/docx/layer-1/onboarding-protocol.docx
+++ b/static/downloads/pt-br/docx/layer-1/onboarding-protocol.docx
@@ -87,7 +87,7 @@
         <w:t xml:space="preserve"> </w:t>
       </w:r>
       <w:r>
-        <w:t xml:space="preserve">2026-06-26</w:t>
+        <w:t xml:space="preserve">2026-07-07</w:t>
       </w:r>
     </w:p>
     <w:p>
@@ -321,8 +321,14 @@
     </w:p>
     <w:p>
       <w:pPr>
-        <w:pStyle w:val="BlockText"/>
-      </w:pPr>
+        <w:pStyle w:val="BodyText"/>
+      </w:pPr>
+      <w:r>
+        <w:t xml:space="preserve">&gt;</w:t>
+      </w:r>
+      <w:r>
+        <w:t xml:space="preserve"> </w:t>
+      </w:r>
       <w:r>
         <w:rPr>
           <w:b/>
@@ -330,19 +336,29 @@
         </w:rPr>
         <w:t xml:space="preserve">Justificativa — Por que escrever quem entra</w:t>
       </w:r>
-    </w:p>
-    <w:p>
-      <w:pPr>
-        <w:pStyle w:val="BlockText"/>
-      </w:pPr>
-      <w:r>
-        <w:t xml:space="preserve">A admissão é o momento em que uma pessoa estranha passa a estar vinculada — e protegida — pelas regras da comunidade. Se os critérios forem informais, a decisão se reduz a quem por acaso simpatiza com a pessoa candidata. Critérios escritos tornam a admissão um ato de governança, não um favor social, e permitem que uma recusa seja defensável com base em fundamentos que a comunidade pode apontar.</w:t>
-      </w:r>
-    </w:p>
-    <w:p>
-      <w:pPr>
-        <w:pStyle w:val="BlockText"/>
-      </w:pPr>
+      <w:r>
+        <w:t xml:space="preserve"> </w:t>
+      </w:r>
+      <w:r>
+        <w:t xml:space="preserve">&gt;</w:t>
+      </w:r>
+      <w:r>
+        <w:t xml:space="preserve"> </w:t>
+      </w:r>
+      <w:r>
+        <w:t xml:space="preserve">&gt; A admissão é o momento em que uma pessoa estranha passa a estar vinculada — e protegida — pelas regras da comunidade. Se os critérios forem informais, a decisão se reduz a quem por acaso simpatiza com a pessoa candidata. Critérios escritos tornam a admissão um ato de governança, não um favor social, e permitem que uma recusa seja defensável com base em fundamentos que a comunidade pode apontar.</w:t>
+      </w:r>
+    </w:p>
+    <w:p>
+      <w:pPr>
+        <w:pStyle w:val="BodyText"/>
+      </w:pPr>
+      <w:r>
+        <w:t xml:space="preserve">&gt;</w:t>
+      </w:r>
+      <w:r>
+        <w:t xml:space="preserve"> </w:t>
+      </w:r>
       <w:r>
         <w:rPr>
           <w:b/>
@@ -350,13 +366,17 @@
         </w:rPr>
         <w:t xml:space="preserve">Instruções — Como preencher</w:t>
       </w:r>
-    </w:p>
-    <w:p>
-      <w:pPr>
-        <w:pStyle w:val="BlockText"/>
-      </w:pPr>
-      <w:r>
-        <w:t xml:space="preserve">Declare as condições explícitas sob as quais uma pessoa candidata pode ser admitida. Cada critério deve ser verificável a partir da própria candidatura ou de uma checagem externa.</w:t>
+      <w:r>
+        <w:t xml:space="preserve"> </w:t>
+      </w:r>
+      <w:r>
+        <w:t xml:space="preserve">&gt;</w:t>
+      </w:r>
+      <w:r>
+        <w:t xml:space="preserve"> </w:t>
+      </w:r>
+      <w:r>
+        <w:t xml:space="preserve">&gt; Declare as condições explícitas sob as quais uma pessoa candidata pode ser admitida. Cada critério deve ser verificável a partir da própria candidatura ou de uma checagem externa.</w:t>
       </w:r>
     </w:p>
     <w:p>
@@ -488,8 +508,14 @@
     </w:p>
     <w:p>
       <w:pPr>
-        <w:pStyle w:val="BlockText"/>
-      </w:pPr>
+        <w:pStyle w:val="BodyText"/>
+      </w:pPr>
+      <w:r>
+        <w:t xml:space="preserve">&gt;</w:t>
+      </w:r>
+      <w:r>
+        <w:t xml:space="preserve"> </w:t>
+      </w:r>
       <w:r>
         <w:rPr>
           <w:b/>
@@ -497,19 +523,29 @@
         </w:rPr>
         <w:t xml:space="preserve">Justificativa — Por que transformar o processo em uma sequência fixa</w:t>
       </w:r>
-    </w:p>
-    <w:p>
-      <w:pPr>
-        <w:pStyle w:val="BlockText"/>
-      </w:pPr>
-      <w:r>
-        <w:t xml:space="preserve">O consentimento à governança só significa algo se a pessoa membro de fato conheceu a governança. Uma sequência fixa — revisão, consentimento, configuração técnica — garante que toda Pessoa Membro Plena cruzou o mesmo limiar na mesma ordem, de modo que ninguém entre nos direitos plenos sem ter encontrado as restrições que vêm junto com eles.</w:t>
-      </w:r>
-    </w:p>
-    <w:p>
-      <w:pPr>
-        <w:pStyle w:val="BlockText"/>
-      </w:pPr>
+      <w:r>
+        <w:t xml:space="preserve"> </w:t>
+      </w:r>
+      <w:r>
+        <w:t xml:space="preserve">&gt;</w:t>
+      </w:r>
+      <w:r>
+        <w:t xml:space="preserve"> </w:t>
+      </w:r>
+      <w:r>
+        <w:t xml:space="preserve">&gt; O consentimento à governança só significa algo se a pessoa membro de fato conheceu a governança. Uma sequência fixa — revisão, consentimento, configuração técnica — garante que toda Pessoa Membro Plena cruzou o mesmo limiar na mesma ordem, de modo que ninguém entre nos direitos plenos sem ter encontrado as restrições que vêm junto com eles.</w:t>
+      </w:r>
+    </w:p>
+    <w:p>
+      <w:pPr>
+        <w:pStyle w:val="BodyText"/>
+      </w:pPr>
+      <w:r>
+        <w:t xml:space="preserve">&gt;</w:t>
+      </w:r>
+      <w:r>
+        <w:t xml:space="preserve"> </w:t>
+      </w:r>
       <w:r>
         <w:rPr>
           <w:b/>
@@ -517,13 +553,17 @@
         </w:rPr>
         <w:t xml:space="preserve">Instruções — Como preencher</w:t>
       </w:r>
-    </w:p>
-    <w:p>
-      <w:pPr>
-        <w:pStyle w:val="BlockText"/>
-      </w:pPr>
-      <w:r>
-        <w:t xml:space="preserve">Liste as etapas ordenadas que toda pessoa nova membro DEVE completar para passar de candidata a Membro Pleno. Inclua etapas explícitas de consentimento e qualquer provisão de ferramentas/acessos necessária.</w:t>
+      <w:r>
+        <w:t xml:space="preserve"> </w:t>
+      </w:r>
+      <w:r>
+        <w:t xml:space="preserve">&gt;</w:t>
+      </w:r>
+      <w:r>
+        <w:t xml:space="preserve"> </w:t>
+      </w:r>
+      <w:r>
+        <w:t xml:space="preserve">&gt; Liste as etapas ordenadas que toda pessoa nova membro DEVE completar para passar de candidata a Membro Pleno. Inclua etapas explícitas de consentimento e qualquer provisão de ferramentas/acessos necessária.</w:t>
       </w:r>
     </w:p>
     <w:p>
@@ -687,8 +727,14 @@
     </w:p>
     <w:p>
       <w:pPr>
-        <w:pStyle w:val="BlockText"/>
-      </w:pPr>
+        <w:pStyle w:val="BodyText"/>
+      </w:pPr>
+      <w:r>
+        <w:t xml:space="preserve">&gt;</w:t>
+      </w:r>
+      <w:r>
+        <w:t xml:space="preserve"> </w:t>
+      </w:r>
       <w:r>
         <w:rPr>
           <w:b/>
@@ -696,13 +742,17 @@
         </w:rPr>
         <w:t xml:space="preserve">Justificativa — Por que atribuir um estado ao final da integração</w:t>
       </w:r>
-    </w:p>
-    <w:p>
-      <w:pPr>
-        <w:pStyle w:val="BlockText"/>
-      </w:pPr>
-      <w:r>
-        <w:t xml:space="preserve">Entre</w:t>
+      <w:r>
+        <w:t xml:space="preserve"> </w:t>
+      </w:r>
+      <w:r>
+        <w:t xml:space="preserve">&gt;</w:t>
+      </w:r>
+      <w:r>
+        <w:t xml:space="preserve"> </w:t>
+      </w:r>
+      <w:r>
+        <w:t xml:space="preserve">&gt; Entre</w:t>
       </w:r>
       <w:r>
         <w:t xml:space="preserve"> </w:t>
@@ -731,8 +781,14 @@
     </w:p>
     <w:p>
       <w:pPr>
-        <w:pStyle w:val="BlockText"/>
-      </w:pPr>
+        <w:pStyle w:val="BodyText"/>
+      </w:pPr>
+      <w:r>
+        <w:t xml:space="preserve">&gt;</w:t>
+      </w:r>
+      <w:r>
+        <w:t xml:space="preserve"> </w:t>
+      </w:r>
       <w:r>
         <w:rPr>
           <w:b/>
@@ -740,13 +796,17 @@
         </w:rPr>
         <w:t xml:space="preserve">Instruções — Como preencher</w:t>
       </w:r>
-    </w:p>
-    <w:p>
-      <w:pPr>
-        <w:pStyle w:val="BlockText"/>
-      </w:pPr>
-      <w:r>
-        <w:t xml:space="preserve">Declare os estados de associação pelos quais uma pessoa membro transita durante a integração e o que dispara cada transição. Faça referência ao Registro de Estados de Associação.</w:t>
+      <w:r>
+        <w:t xml:space="preserve"> </w:t>
+      </w:r>
+      <w:r>
+        <w:t xml:space="preserve">&gt;</w:t>
+      </w:r>
+      <w:r>
+        <w:t xml:space="preserve"> </w:t>
+      </w:r>
+      <w:r>
+        <w:t xml:space="preserve">&gt; Declare os estados de associação pelos quais uma pessoa membro transita durante a integração e o que dispara cada transição. Faça referência ao Registro de Estados de Associação.</w:t>
       </w:r>
     </w:p>
     <w:p>
@@ -906,8 +966,14 @@
     </w:p>
     <w:p>
       <w:pPr>
-        <w:pStyle w:val="BlockText"/>
-      </w:pPr>
+        <w:pStyle w:val="BodyText"/>
+      </w:pPr>
+      <w:r>
+        <w:t xml:space="preserve">&gt;</w:t>
+      </w:r>
+      <w:r>
+        <w:t xml:space="preserve"> </w:t>
+      </w:r>
       <w:r>
         <w:rPr>
           <w:b/>
@@ -915,19 +981,29 @@
         </w:rPr>
         <w:t xml:space="preserve">Justificativa — Por que limitar o período de experiência</w:t>
       </w:r>
-    </w:p>
-    <w:p>
-      <w:pPr>
-        <w:pStyle w:val="BlockText"/>
-      </w:pPr>
-      <w:r>
-        <w:t xml:space="preserve">Um período de experiência sem prazo é uma associação de segunda classe que nunca termina — todas as obrigações, menos direitos. Fixar a duração, os critérios e o caminho de falha força um ponto de decisão: ou a pessoa nova membro transita para o status pleno ou uma saída definida é acionada. Isso impede que o estado de experiência se torne uma sala de espera permanente.</w:t>
-      </w:r>
-    </w:p>
-    <w:p>
-      <w:pPr>
-        <w:pStyle w:val="BlockText"/>
-      </w:pPr>
+      <w:r>
+        <w:t xml:space="preserve"> </w:t>
+      </w:r>
+      <w:r>
+        <w:t xml:space="preserve">&gt;</w:t>
+      </w:r>
+      <w:r>
+        <w:t xml:space="preserve"> </w:t>
+      </w:r>
+      <w:r>
+        <w:t xml:space="preserve">&gt; Um período de experiência sem prazo é uma associação de segunda classe que nunca termina — todas as obrigações, menos direitos. Fixar a duração, os critérios e o caminho de falha força um ponto de decisão: ou a pessoa nova membro transita para o status pleno ou uma saída definida é acionada. Isso impede que o estado de experiência se torne uma sala de espera permanente.</w:t>
+      </w:r>
+    </w:p>
+    <w:p>
+      <w:pPr>
+        <w:pStyle w:val="BodyText"/>
+      </w:pPr>
+      <w:r>
+        <w:t xml:space="preserve">&gt;</w:t>
+      </w:r>
+      <w:r>
+        <w:t xml:space="preserve"> </w:t>
+      </w:r>
       <w:r>
         <w:rPr>
           <w:b/>
@@ -935,13 +1011,17 @@
         </w:rPr>
         <w:t xml:space="preserve">Instruções — Como preencher</w:t>
       </w:r>
-    </w:p>
-    <w:p>
-      <w:pPr>
-        <w:pStyle w:val="BlockText"/>
-      </w:pPr>
-      <w:r>
-        <w:t xml:space="preserve">Defina a duração, os critérios de avaliação, a decisão de transição, o período de carência, o caminho de falha e quaisquer regras de prorrogação. Os direitos durante o período de experiência são definidos no Registro de Estados de Associação.</w:t>
+      <w:r>
+        <w:t xml:space="preserve"> </w:t>
+      </w:r>
+      <w:r>
+        <w:t xml:space="preserve">&gt;</w:t>
+      </w:r>
+      <w:r>
+        <w:t xml:space="preserve"> </w:t>
+      </w:r>
+      <w:r>
+        <w:t xml:space="preserve">&gt; Defina a duração, os critérios de avaliação, a decisão de transição, o período de carência, o caminho de falha e quaisquer regras de prorrogação. Os direitos durante o período de experiência são definidos no Registro de Estados de Associação.</w:t>
       </w:r>
     </w:p>
     <w:p>
@@ -1193,8 +1273,14 @@
     </w:p>
     <w:p>
       <w:pPr>
-        <w:pStyle w:val="BlockText"/>
-      </w:pPr>
+        <w:pStyle w:val="BodyText"/>
+      </w:pPr>
+      <w:r>
+        <w:t xml:space="preserve">&gt;</w:t>
+      </w:r>
+      <w:r>
+        <w:t xml:space="preserve"> </w:t>
+      </w:r>
       <w:r>
         <w:rPr>
           <w:b/>
@@ -1202,13 +1288,17 @@
         </w:rPr>
         <w:t xml:space="preserve">Justificativa — Por que manter o registro permanente</w:t>
       </w:r>
-    </w:p>
-    <w:p>
-      <w:pPr>
-        <w:pStyle w:val="BlockText"/>
-      </w:pPr>
-      <w:r>
-        <w:t xml:space="preserve">O registro de conclusão é a evidência de que uma pessoa membro consentiu com uma versão específica das regras em uma data específica. Perdê-lo ou editá-lo tornaria impossível responder, meses ou anos depois,</w:t>
+      <w:r>
+        <w:t xml:space="preserve"> </w:t>
+      </w:r>
+      <w:r>
+        <w:t xml:space="preserve">&gt;</w:t>
+      </w:r>
+      <w:r>
+        <w:t xml:space="preserve"> </w:t>
+      </w:r>
+      <w:r>
+        <w:t xml:space="preserve">&gt; O registro de conclusão é a evidência de que uma pessoa membro consentiu com uma versão específica das regras em uma data específica. Perdê-lo ou editá-lo tornaria impossível responder, meses ou anos depois,</w:t>
       </w:r>
       <w:r>
         <w:t xml:space="preserve"> </w:t>
@@ -1225,8 +1315,14 @@
     </w:p>
     <w:p>
       <w:pPr>
-        <w:pStyle w:val="BlockText"/>
-      </w:pPr>
+        <w:pStyle w:val="BodyText"/>
+      </w:pPr>
+      <w:r>
+        <w:t xml:space="preserve">&gt;</w:t>
+      </w:r>
+      <w:r>
+        <w:t xml:space="preserve"> </w:t>
+      </w:r>
       <w:r>
         <w:rPr>
           <w:b/>
@@ -1234,18 +1330,22 @@
         </w:rPr>
         <w:t xml:space="preserve">Instruções — Como preencher</w:t>
       </w:r>
-    </w:p>
-    <w:p>
-      <w:pPr>
-        <w:pStyle w:val="BlockText"/>
-      </w:pPr>
-      <w:r>
-        <w:t xml:space="preserve">Declare onde o registro de conclusão é mantido, o que ele captura (carimbo de data/hora, versões dos artefatos consentidos) e a regra de retenção.</w:t>
-      </w:r>
-    </w:p>
-    <w:p>
-      <w:pPr>
-        <w:pStyle w:val="FirstParagraph"/>
+      <w:r>
+        <w:t xml:space="preserve"> </w:t>
+      </w:r>
+      <w:r>
+        <w:t xml:space="preserve">&gt;</w:t>
+      </w:r>
+      <w:r>
+        <w:t xml:space="preserve"> </w:t>
+      </w:r>
+      <w:r>
+        <w:t xml:space="preserve">&gt; Declare onde o registro de conclusão é mantido, o que ele captura (carimbo de data/hora, versões dos artefatos consentidos) e a regra de retenção.</w:t>
+      </w:r>
+    </w:p>
+    <w:p>
+      <w:pPr>
+        <w:pStyle w:val="BodyText"/>
       </w:pPr>
       <w:r>
         <w:rPr>
@@ -1289,6 +1389,9 @@
       </w:r>
       <w:r>
         <w:t xml:space="preserve"> </w:t>
+      </w:r>
+      <w:r>
+        <w:t xml:space="preserve">&lt;AAAA-MM-DD&gt;</w:t>
       </w:r>
     </w:p>
     <w:p>

--- a/static/downloads/pt-br/docx/layer-1/onboarding-protocol.docx
+++ b/static/downloads/pt-br/docx/layer-1/onboarding-protocol.docx
@@ -87,7 +87,7 @@
         <w:t xml:space="preserve"> </w:t>
       </w:r>
       <w:r>
-        <w:t xml:space="preserve">2026-07-07</w:t>
+        <w:t xml:space="preserve">2026-08-31</w:t>
       </w:r>
     </w:p>
     <w:p>
